--- a/lessons/8-5-group2/homework.docx
+++ b/lessons/8-5-group2/homework.docx
@@ -19,24 +19,13 @@
     </w:p>
     <w:p>
       <w:pPr>
-        <w:pStyle w:val="Title"/>
+        <w:pStyle w:val="Heading1"/>
       </w:pPr>
       <w:r>
         <w:rPr>
           <w:rFonts w:ascii="Arial" w:hAnsi="Arial" w:eastAsia="Arial" w:cs="Arial"/>
         </w:rPr>
         <w:t>Graphing Inequalities</w:t>
-      </w:r>
-    </w:p>
-    <w:p>
-      <w:pPr>
-        <w:pStyle w:val="PublisherEdition"/>
-      </w:pPr>
-      <w:r>
-        <w:rPr>
-          <w:rFonts w:ascii="Arial" w:hAnsi="Arial" w:eastAsia="Arial" w:cs="Arial"/>
-        </w:rPr>
-        <w:t>Version 2  /  Regular</w:t>
       </w:r>
     </w:p>
     <w:p>
@@ -96,7 +85,7 @@
     </w:p>
     <w:p>
       <w:pPr>
-        <w:pStyle w:val="PublisherSection"/>
+        <w:pStyle w:val="Heading2"/>
         <w:shd w:val="clear" w:color="auto" w:fill="EEF4F5"/>
         <w:pBdr>
           <w:left w:val="single" w:color="176B70" w:sz="20" w:space="7"/>
@@ -118,8 +107,6 @@
       <w:tblPr>
         <w:tblW w:type="dxa" w:w="10368"/>
         <w:jc w:val="center"/>
-        <w:tblLayout w:type="fixed"/>
-        <w:tblLook w:firstColumn="1" w:firstRow="1" w:lastColumn="0" w:lastRow="0" w:noHBand="0" w:noVBand="1" w:val="04A0"/>
         <w:tblInd w:type="dxa" w:w="0"/>
         <w:tblBorders>
           <w:top w:val="single" w:color="B9C9CE" w:sz="4" w:space="0"/>
@@ -129,6 +116,10 @@
           <w:insideH w:val="single" w:color="FFFFFF" w:sz="8" w:space="0"/>
           <w:insideV w:val="single" w:color="FFFFFF" w:sz="12" w:space="0"/>
         </w:tblBorders>
+        <w:tblLayout w:type="fixed"/>
+        <w:tblLook w:firstColumn="1" w:firstRow="1" w:lastColumn="0" w:lastRow="0" w:noHBand="0" w:noVBand="1" w:val="04A0"/>
+        <w:tblCaption w:val="Learn from a model"/>
+        <w:tblDescription w:val="Layout table. It only arranges the page; read its cells in order."/>
       </w:tblPr>
       <w:tblGrid>
         <w:gridCol w:w="4464"/>
@@ -429,7 +420,7 @@
     </w:p>
     <w:p>
       <w:pPr>
-        <w:pStyle w:val="PublisherSection"/>
+        <w:pStyle w:val="Heading2"/>
         <w:shd w:val="clear" w:color="auto" w:fill="EEF4F5"/>
         <w:pBdr>
           <w:left w:val="single" w:color="176B70" w:sz="20" w:space="7"/>
@@ -451,8 +442,6 @@
       <w:tblPr>
         <w:tblW w:type="dxa" w:w="10368"/>
         <w:jc w:val="center"/>
-        <w:tblLayout w:type="fixed"/>
-        <w:tblLook w:firstColumn="1" w:firstRow="1" w:lastColumn="0" w:lastRow="0" w:noHBand="0" w:noVBand="1" w:val="04A0"/>
         <w:tblInd w:type="dxa" w:w="0"/>
         <w:tblBorders>
           <w:top w:val="nil"/>
@@ -462,6 +451,10 @@
           <w:insideH w:val="nil"/>
           <w:insideV w:val="nil"/>
         </w:tblBorders>
+        <w:tblLayout w:type="fixed"/>
+        <w:tblLook w:firstColumn="1" w:firstRow="1" w:lastColumn="0" w:lastRow="0" w:noHBand="0" w:noVBand="1" w:val="04A0"/>
+        <w:tblCaption w:val="Exercise 1"/>
+        <w:tblDescription w:val="Layout table. It only arranges the page; read its cells in order."/>
       </w:tblPr>
       <w:tblGrid>
         <w:gridCol w:w="10368"/>
@@ -613,8 +606,6 @@
             <w:tblPr>
               <w:tblW w:type="dxa" w:w="10368"/>
               <w:jc w:val="center"/>
-              <w:tblLayout w:type="fixed"/>
-              <w:tblLook w:firstColumn="1" w:firstRow="1" w:lastColumn="0" w:lastRow="0" w:noHBand="0" w:noVBand="1" w:val="04A0"/>
               <w:tblInd w:type="dxa" w:w="0"/>
               <w:tblBorders>
                 <w:top w:val="single" w:color="B9C9CE" w:sz="4" w:space="0"/>
@@ -622,6 +613,10 @@
                 <w:bottom w:val="single" w:color="B9C9CE" w:sz="4" w:space="0"/>
                 <w:right w:val="single" w:color="B9C9CE" w:sz="4" w:space="0"/>
               </w:tblBorders>
+              <w:tblLayout w:type="fixed"/>
+              <w:tblLook w:firstColumn="1" w:firstRow="1" w:lastColumn="0" w:lastRow="0" w:noHBand="0" w:noVBand="1" w:val="04A0"/>
+              <w:tblCaption w:val="Workspace"/>
+              <w:tblDescription w:val="Layout table that frames the blank workspace for this exercise."/>
             </w:tblPr>
             <w:tblGrid>
               <w:gridCol w:w="10368"/>
@@ -668,7 +663,7 @@
                     <w:drawing>
                       <wp:inline xmlns:a="http://schemas.openxmlformats.org/drawingml/2006/main" xmlns:pic="http://schemas.openxmlformats.org/drawingml/2006/picture">
                         <wp:extent cx="6382512" cy="685800"/>
-                        <wp:docPr id="2" name="Picture 2" descr="PUBLISHER_WORKSPACE: Blank square grid for sketching a geometric figure or net. The grid has no assigned measurements or scale." title="SHOW YOUR THINKING"/>
+                        <wp:docPr id="2" name="Picture 2" descr="Blank square grid for sketching a geometric figure or net. The grid has no assigned measurements or scale." title="SHOW YOUR THINKING"/>
                         <wp:cNvGraphicFramePr>
                           <a:graphicFrameLocks noChangeAspect="1"/>
                         </wp:cNvGraphicFramePr>
@@ -735,8 +730,6 @@
       <w:tblPr>
         <w:tblW w:type="dxa" w:w="10368"/>
         <w:jc w:val="center"/>
-        <w:tblLayout w:type="fixed"/>
-        <w:tblLook w:firstColumn="1" w:firstRow="1" w:lastColumn="0" w:lastRow="0" w:noHBand="0" w:noVBand="1" w:val="04A0"/>
         <w:tblInd w:type="dxa" w:w="0"/>
         <w:tblBorders>
           <w:top w:val="nil"/>
@@ -746,6 +739,10 @@
           <w:insideH w:val="nil"/>
           <w:insideV w:val="nil"/>
         </w:tblBorders>
+        <w:tblLayout w:type="fixed"/>
+        <w:tblLook w:firstColumn="1" w:firstRow="1" w:lastColumn="0" w:lastRow="0" w:noHBand="0" w:noVBand="1" w:val="04A0"/>
+        <w:tblCaption w:val="Exercise 2"/>
+        <w:tblDescription w:val="Layout table. It only arranges the page; read its cells in order."/>
       </w:tblPr>
       <w:tblGrid>
         <w:gridCol w:w="10368"/>
@@ -897,8 +894,6 @@
             <w:tblPr>
               <w:tblW w:type="dxa" w:w="10368"/>
               <w:jc w:val="center"/>
-              <w:tblLayout w:type="fixed"/>
-              <w:tblLook w:firstColumn="1" w:firstRow="1" w:lastColumn="0" w:lastRow="0" w:noHBand="0" w:noVBand="1" w:val="04A0"/>
               <w:tblInd w:type="dxa" w:w="0"/>
               <w:tblBorders>
                 <w:top w:val="single" w:color="B9C9CE" w:sz="4" w:space="0"/>
@@ -906,6 +901,10 @@
                 <w:bottom w:val="single" w:color="B9C9CE" w:sz="4" w:space="0"/>
                 <w:right w:val="single" w:color="B9C9CE" w:sz="4" w:space="0"/>
               </w:tblBorders>
+              <w:tblLayout w:type="fixed"/>
+              <w:tblLook w:firstColumn="1" w:firstRow="1" w:lastColumn="0" w:lastRow="0" w:noHBand="0" w:noVBand="1" w:val="04A0"/>
+              <w:tblCaption w:val="Workspace"/>
+              <w:tblDescription w:val="Layout table that frames the blank workspace for this exercise."/>
             </w:tblPr>
             <w:tblGrid>
               <w:gridCol w:w="10368"/>
@@ -952,7 +951,7 @@
                     <w:drawing>
                       <wp:inline xmlns:a="http://schemas.openxmlformats.org/drawingml/2006/main" xmlns:pic="http://schemas.openxmlformats.org/drawingml/2006/picture">
                         <wp:extent cx="6382512" cy="685800"/>
-                        <wp:docPr id="3" name="Picture 3" descr="PUBLISHER_WORKSPACE: Blank square grid for sketching a geometric figure or net. The grid has no assigned measurements or scale." title="SHOW YOUR THINKING"/>
+                        <wp:docPr id="3" name="Picture 3" descr="Blank square grid for sketching a geometric figure or net. The grid has no assigned measurements or scale." title="SHOW YOUR THINKING"/>
                         <wp:cNvGraphicFramePr>
                           <a:graphicFrameLocks noChangeAspect="1"/>
                         </wp:cNvGraphicFramePr>
@@ -1019,8 +1018,6 @@
       <w:tblPr>
         <w:tblW w:type="dxa" w:w="10368"/>
         <w:jc w:val="center"/>
-        <w:tblLayout w:type="fixed"/>
-        <w:tblLook w:firstColumn="1" w:firstRow="1" w:lastColumn="0" w:lastRow="0" w:noHBand="0" w:noVBand="1" w:val="04A0"/>
         <w:tblInd w:type="dxa" w:w="0"/>
         <w:tblBorders>
           <w:top w:val="nil"/>
@@ -1030,6 +1027,10 @@
           <w:insideH w:val="nil"/>
           <w:insideV w:val="nil"/>
         </w:tblBorders>
+        <w:tblLayout w:type="fixed"/>
+        <w:tblLook w:firstColumn="1" w:firstRow="1" w:lastColumn="0" w:lastRow="0" w:noHBand="0" w:noVBand="1" w:val="04A0"/>
+        <w:tblCaption w:val="Exercise 3"/>
+        <w:tblDescription w:val="Layout table. It only arranges the page; read its cells in order."/>
       </w:tblPr>
       <w:tblGrid>
         <w:gridCol w:w="10368"/>
@@ -1116,8 +1117,6 @@
             <w:tblPr>
               <w:tblW w:type="dxa" w:w="10368"/>
               <w:jc w:val="center"/>
-              <w:tblLayout w:type="fixed"/>
-              <w:tblLook w:firstColumn="1" w:firstRow="1" w:lastColumn="0" w:lastRow="0" w:noHBand="0" w:noVBand="1" w:val="04A0"/>
               <w:tblInd w:type="dxa" w:w="0"/>
               <w:tblBorders>
                 <w:top w:val="single" w:color="B9C9CE" w:sz="4" w:space="0"/>
@@ -1125,6 +1124,10 @@
                 <w:bottom w:val="single" w:color="B9C9CE" w:sz="4" w:space="0"/>
                 <w:right w:val="single" w:color="B9C9CE" w:sz="4" w:space="0"/>
               </w:tblBorders>
+              <w:tblLayout w:type="fixed"/>
+              <w:tblLook w:firstColumn="1" w:firstRow="1" w:lastColumn="0" w:lastRow="0" w:noHBand="0" w:noVBand="1" w:val="04A0"/>
+              <w:tblCaption w:val="Workspace"/>
+              <w:tblDescription w:val="Layout table that frames the blank workspace for this exercise."/>
             </w:tblPr>
             <w:tblGrid>
               <w:gridCol w:w="10368"/>
@@ -1171,7 +1174,7 @@
                     <w:drawing>
                       <wp:inline xmlns:a="http://schemas.openxmlformats.org/drawingml/2006/main" xmlns:pic="http://schemas.openxmlformats.org/drawingml/2006/picture">
                         <wp:extent cx="6382512" cy="685800"/>
-                        <wp:docPr id="4" name="Picture 4" descr="PUBLISHER_WORKSPACE: Blank square grid for sketching a geometric figure or net. The grid has no assigned measurements or scale." title="SHOW YOUR THINKING"/>
+                        <wp:docPr id="4" name="Picture 4" descr="Blank square grid for sketching a geometric figure or net. The grid has no assigned measurements or scale." title="SHOW YOUR THINKING"/>
                         <wp:cNvGraphicFramePr>
                           <a:graphicFrameLocks noChangeAspect="1"/>
                         </wp:cNvGraphicFramePr>
@@ -1238,8 +1241,6 @@
       <w:tblPr>
         <w:tblW w:type="dxa" w:w="10368"/>
         <w:jc w:val="center"/>
-        <w:tblLayout w:type="fixed"/>
-        <w:tblLook w:firstColumn="1" w:firstRow="1" w:lastColumn="0" w:lastRow="0" w:noHBand="0" w:noVBand="1" w:val="04A0"/>
         <w:tblInd w:type="dxa" w:w="0"/>
         <w:tblBorders>
           <w:top w:val="nil"/>
@@ -1249,6 +1250,10 @@
           <w:insideH w:val="nil"/>
           <w:insideV w:val="nil"/>
         </w:tblBorders>
+        <w:tblLayout w:type="fixed"/>
+        <w:tblLook w:firstColumn="1" w:firstRow="1" w:lastColumn="0" w:lastRow="0" w:noHBand="0" w:noVBand="1" w:val="04A0"/>
+        <w:tblCaption w:val="Exercise 4"/>
+        <w:tblDescription w:val="Layout table. It only arranges the page; read its cells in order."/>
       </w:tblPr>
       <w:tblGrid>
         <w:gridCol w:w="10368"/>
@@ -1420,8 +1425,6 @@
             <w:tblPr>
               <w:tblW w:type="dxa" w:w="10368"/>
               <w:jc w:val="center"/>
-              <w:tblLayout w:type="fixed"/>
-              <w:tblLook w:firstColumn="1" w:firstRow="1" w:lastColumn="0" w:lastRow="0" w:noHBand="0" w:noVBand="1" w:val="04A0"/>
               <w:tblInd w:type="dxa" w:w="0"/>
               <w:tblBorders>
                 <w:top w:val="single" w:color="B9C9CE" w:sz="4" w:space="0"/>
@@ -1429,6 +1432,10 @@
                 <w:bottom w:val="single" w:color="B9C9CE" w:sz="4" w:space="0"/>
                 <w:right w:val="single" w:color="B9C9CE" w:sz="4" w:space="0"/>
               </w:tblBorders>
+              <w:tblLayout w:type="fixed"/>
+              <w:tblLook w:firstColumn="1" w:firstRow="1" w:lastColumn="0" w:lastRow="0" w:noHBand="0" w:noVBand="1" w:val="04A0"/>
+              <w:tblCaption w:val="Workspace"/>
+              <w:tblDescription w:val="Layout table that frames the blank workspace for this exercise."/>
             </w:tblPr>
             <w:tblGrid>
               <w:gridCol w:w="10368"/>
@@ -1475,7 +1482,7 @@
                     <w:drawing>
                       <wp:inline xmlns:a="http://schemas.openxmlformats.org/drawingml/2006/main" xmlns:pic="http://schemas.openxmlformats.org/drawingml/2006/picture">
                         <wp:extent cx="6382512" cy="1097280"/>
-                        <wp:docPr id="5" name="Picture 5" descr="PUBLISHER_WORKSPACE: Blank square grid for sketching a geometric figure or net. The grid has no assigned measurements or scale." title="SHOW YOUR THINKING"/>
+                        <wp:docPr id="5" name="Picture 5" descr="Blank square grid for sketching a geometric figure or net. The grid has no assigned measurements or scale." title="SHOW YOUR THINKING"/>
                         <wp:cNvGraphicFramePr>
                           <a:graphicFrameLocks noChangeAspect="1"/>
                         </wp:cNvGraphicFramePr>
@@ -1542,8 +1549,6 @@
       <w:tblPr>
         <w:tblW w:type="dxa" w:w="10368"/>
         <w:jc w:val="center"/>
-        <w:tblLayout w:type="fixed"/>
-        <w:tblLook w:firstColumn="1" w:firstRow="1" w:lastColumn="0" w:lastRow="0" w:noHBand="0" w:noVBand="1" w:val="04A0"/>
         <w:tblInd w:type="dxa" w:w="0"/>
         <w:tblBorders>
           <w:top w:val="nil"/>
@@ -1553,6 +1558,10 @@
           <w:insideH w:val="nil"/>
           <w:insideV w:val="nil"/>
         </w:tblBorders>
+        <w:tblLayout w:type="fixed"/>
+        <w:tblLook w:firstColumn="1" w:firstRow="1" w:lastColumn="0" w:lastRow="0" w:noHBand="0" w:noVBand="1" w:val="04A0"/>
+        <w:tblCaption w:val="Exercise 5"/>
+        <w:tblDescription w:val="Layout table. It only arranges the page; read its cells in order."/>
       </w:tblPr>
       <w:tblGrid>
         <w:gridCol w:w="10368"/>
@@ -1639,8 +1648,6 @@
             <w:tblPr>
               <w:tblW w:type="dxa" w:w="10368"/>
               <w:jc w:val="center"/>
-              <w:tblLayout w:type="fixed"/>
-              <w:tblLook w:firstColumn="1" w:firstRow="1" w:lastColumn="0" w:lastRow="0" w:noHBand="0" w:noVBand="1" w:val="04A0"/>
               <w:tblInd w:type="dxa" w:w="0"/>
               <w:tblBorders>
                 <w:top w:val="single" w:color="B9C9CE" w:sz="4" w:space="0"/>
@@ -1648,6 +1655,10 @@
                 <w:bottom w:val="single" w:color="B9C9CE" w:sz="4" w:space="0"/>
                 <w:right w:val="single" w:color="B9C9CE" w:sz="4" w:space="0"/>
               </w:tblBorders>
+              <w:tblLayout w:type="fixed"/>
+              <w:tblLook w:firstColumn="1" w:firstRow="1" w:lastColumn="0" w:lastRow="0" w:noHBand="0" w:noVBand="1" w:val="04A0"/>
+              <w:tblCaption w:val="Workspace"/>
+              <w:tblDescription w:val="Layout table that frames the blank workspace for this exercise."/>
             </w:tblPr>
             <w:tblGrid>
               <w:gridCol w:w="10368"/>
@@ -1694,7 +1705,7 @@
                     <w:drawing>
                       <wp:inline xmlns:a="http://schemas.openxmlformats.org/drawingml/2006/main" xmlns:pic="http://schemas.openxmlformats.org/drawingml/2006/picture">
                         <wp:extent cx="6382512" cy="548640"/>
-                        <wp:docPr id="6" name="Picture 6" descr="PUBLISHER_WORKSPACE: Blank ruled workspace for calculations, mathematical labels, and written reasoning." title="RECORD YOUR RESPONSE"/>
+                        <wp:docPr id="6" name="Picture 6" descr="Blank ruled workspace for calculations, mathematical labels, and written reasoning." title="RECORD YOUR RESPONSE"/>
                         <wp:cNvGraphicFramePr>
                           <a:graphicFrameLocks noChangeAspect="1"/>
                         </wp:cNvGraphicFramePr>
@@ -1761,8 +1772,6 @@
       <w:tblPr>
         <w:tblW w:type="dxa" w:w="10368"/>
         <w:jc w:val="center"/>
-        <w:tblLayout w:type="fixed"/>
-        <w:tblLook w:firstColumn="1" w:firstRow="1" w:lastColumn="0" w:lastRow="0" w:noHBand="0" w:noVBand="1" w:val="04A0"/>
         <w:tblInd w:type="dxa" w:w="0"/>
         <w:tblBorders>
           <w:top w:val="nil"/>
@@ -1772,6 +1781,10 @@
           <w:insideH w:val="nil"/>
           <w:insideV w:val="nil"/>
         </w:tblBorders>
+        <w:tblLayout w:type="fixed"/>
+        <w:tblLook w:firstColumn="1" w:firstRow="1" w:lastColumn="0" w:lastRow="0" w:noHBand="0" w:noVBand="1" w:val="04A0"/>
+        <w:tblCaption w:val="Exercise 6"/>
+        <w:tblDescription w:val="Layout table. It only arranges the page; read its cells in order."/>
       </w:tblPr>
       <w:tblGrid>
         <w:gridCol w:w="10368"/>
@@ -1858,8 +1871,6 @@
             <w:tblPr>
               <w:tblW w:type="dxa" w:w="10368"/>
               <w:jc w:val="center"/>
-              <w:tblLayout w:type="fixed"/>
-              <w:tblLook w:firstColumn="1" w:firstRow="1" w:lastColumn="0" w:lastRow="0" w:noHBand="0" w:noVBand="1" w:val="04A0"/>
               <w:tblInd w:type="dxa" w:w="0"/>
               <w:tblBorders>
                 <w:top w:val="single" w:color="B9C9CE" w:sz="4" w:space="0"/>
@@ -1867,6 +1878,10 @@
                 <w:bottom w:val="single" w:color="B9C9CE" w:sz="4" w:space="0"/>
                 <w:right w:val="single" w:color="B9C9CE" w:sz="4" w:space="0"/>
               </w:tblBorders>
+              <w:tblLayout w:type="fixed"/>
+              <w:tblLook w:firstColumn="1" w:firstRow="1" w:lastColumn="0" w:lastRow="0" w:noHBand="0" w:noVBand="1" w:val="04A0"/>
+              <w:tblCaption w:val="Workspace"/>
+              <w:tblDescription w:val="Layout table that frames the blank workspace for this exercise."/>
             </w:tblPr>
             <w:tblGrid>
               <w:gridCol w:w="10368"/>
@@ -1913,7 +1928,7 @@
                     <w:drawing>
                       <wp:inline xmlns:a="http://schemas.openxmlformats.org/drawingml/2006/main" xmlns:pic="http://schemas.openxmlformats.org/drawingml/2006/picture">
                         <wp:extent cx="6382512" cy="685800"/>
-                        <wp:docPr id="7" name="Picture 7" descr="PUBLISHER_WORKSPACE: Blank square grid for sketching a geometric figure or net. The grid has no assigned measurements or scale." title="SHOW YOUR THINKING"/>
+                        <wp:docPr id="7" name="Picture 7" descr="Blank square grid for sketching a geometric figure or net. The grid has no assigned measurements or scale." title="SHOW YOUR THINKING"/>
                         <wp:cNvGraphicFramePr>
                           <a:graphicFrameLocks noChangeAspect="1"/>
                         </wp:cNvGraphicFramePr>
@@ -1980,8 +1995,6 @@
       <w:tblPr>
         <w:tblW w:type="dxa" w:w="10368"/>
         <w:jc w:val="center"/>
-        <w:tblLayout w:type="fixed"/>
-        <w:tblLook w:firstColumn="1" w:firstRow="1" w:lastColumn="0" w:lastRow="0" w:noHBand="0" w:noVBand="1" w:val="04A0"/>
         <w:tblInd w:type="dxa" w:w="0"/>
         <w:tblBorders>
           <w:top w:val="nil"/>
@@ -1991,6 +2004,10 @@
           <w:insideH w:val="nil"/>
           <w:insideV w:val="nil"/>
         </w:tblBorders>
+        <w:tblLayout w:type="fixed"/>
+        <w:tblLook w:firstColumn="1" w:firstRow="1" w:lastColumn="0" w:lastRow="0" w:noHBand="0" w:noVBand="1" w:val="04A0"/>
+        <w:tblCaption w:val="Exercise 7"/>
+        <w:tblDescription w:val="Layout table. It only arranges the page; read its cells in order."/>
       </w:tblPr>
       <w:tblGrid>
         <w:gridCol w:w="10368"/>
@@ -2142,8 +2159,6 @@
             <w:tblPr>
               <w:tblW w:type="dxa" w:w="10368"/>
               <w:jc w:val="center"/>
-              <w:tblLayout w:type="fixed"/>
-              <w:tblLook w:firstColumn="1" w:firstRow="1" w:lastColumn="0" w:lastRow="0" w:noHBand="0" w:noVBand="1" w:val="04A0"/>
               <w:tblInd w:type="dxa" w:w="0"/>
               <w:tblBorders>
                 <w:top w:val="single" w:color="B9C9CE" w:sz="4" w:space="0"/>
@@ -2151,6 +2166,10 @@
                 <w:bottom w:val="single" w:color="B9C9CE" w:sz="4" w:space="0"/>
                 <w:right w:val="single" w:color="B9C9CE" w:sz="4" w:space="0"/>
               </w:tblBorders>
+              <w:tblLayout w:type="fixed"/>
+              <w:tblLook w:firstColumn="1" w:firstRow="1" w:lastColumn="0" w:lastRow="0" w:noHBand="0" w:noVBand="1" w:val="04A0"/>
+              <w:tblCaption w:val="Workspace"/>
+              <w:tblDescription w:val="Layout table that frames the blank workspace for this exercise."/>
             </w:tblPr>
             <w:tblGrid>
               <w:gridCol w:w="10368"/>
@@ -2197,7 +2216,7 @@
                     <w:drawing>
                       <wp:inline xmlns:a="http://schemas.openxmlformats.org/drawingml/2006/main" xmlns:pic="http://schemas.openxmlformats.org/drawingml/2006/picture">
                         <wp:extent cx="6382512" cy="685800"/>
-                        <wp:docPr id="8" name="Picture 8" descr="PUBLISHER_WORKSPACE: Blank square grid for sketching a geometric figure or net. The grid has no assigned measurements or scale." title="SHOW YOUR THINKING"/>
+                        <wp:docPr id="8" name="Picture 8" descr="Blank square grid for sketching a geometric figure or net. The grid has no assigned measurements or scale." title="SHOW YOUR THINKING"/>
                         <wp:cNvGraphicFramePr>
                           <a:graphicFrameLocks noChangeAspect="1"/>
                         </wp:cNvGraphicFramePr>
@@ -2264,8 +2283,6 @@
       <w:tblPr>
         <w:tblW w:type="dxa" w:w="10368"/>
         <w:jc w:val="center"/>
-        <w:tblLayout w:type="fixed"/>
-        <w:tblLook w:firstColumn="1" w:firstRow="1" w:lastColumn="0" w:lastRow="0" w:noHBand="0" w:noVBand="1" w:val="04A0"/>
         <w:tblInd w:type="dxa" w:w="0"/>
         <w:tblBorders>
           <w:top w:val="nil"/>
@@ -2275,6 +2292,10 @@
           <w:insideH w:val="nil"/>
           <w:insideV w:val="nil"/>
         </w:tblBorders>
+        <w:tblLayout w:type="fixed"/>
+        <w:tblLook w:firstColumn="1" w:firstRow="1" w:lastColumn="0" w:lastRow="0" w:noHBand="0" w:noVBand="1" w:val="04A0"/>
+        <w:tblCaption w:val="Exercise 8"/>
+        <w:tblDescription w:val="Layout table. It only arranges the page; read its cells in order."/>
       </w:tblPr>
       <w:tblGrid>
         <w:gridCol w:w="10368"/>
@@ -2361,8 +2382,6 @@
             <w:tblPr>
               <w:tblW w:type="dxa" w:w="10368"/>
               <w:jc w:val="center"/>
-              <w:tblLayout w:type="fixed"/>
-              <w:tblLook w:firstColumn="1" w:firstRow="1" w:lastColumn="0" w:lastRow="0" w:noHBand="0" w:noVBand="1" w:val="04A0"/>
               <w:tblInd w:type="dxa" w:w="0"/>
               <w:tblBorders>
                 <w:top w:val="single" w:color="B9C9CE" w:sz="4" w:space="0"/>
@@ -2370,6 +2389,10 @@
                 <w:bottom w:val="single" w:color="B9C9CE" w:sz="4" w:space="0"/>
                 <w:right w:val="single" w:color="B9C9CE" w:sz="4" w:space="0"/>
               </w:tblBorders>
+              <w:tblLayout w:type="fixed"/>
+              <w:tblLook w:firstColumn="1" w:firstRow="1" w:lastColumn="0" w:lastRow="0" w:noHBand="0" w:noVBand="1" w:val="04A0"/>
+              <w:tblCaption w:val="Workspace"/>
+              <w:tblDescription w:val="Layout table that frames the blank workspace for this exercise."/>
             </w:tblPr>
             <w:tblGrid>
               <w:gridCol w:w="10368"/>
@@ -2416,7 +2439,7 @@
                     <w:drawing>
                       <wp:inline xmlns:a="http://schemas.openxmlformats.org/drawingml/2006/main" xmlns:pic="http://schemas.openxmlformats.org/drawingml/2006/picture">
                         <wp:extent cx="6382512" cy="822960"/>
-                        <wp:docPr id="9" name="Picture 9" descr="PUBLISHER_WORKSPACE: Blank ruled workspace for calculations, mathematical labels, and written reasoning." title="EXPLAIN WITH MATHEMATICAL EVIDENCE"/>
+                        <wp:docPr id="9" name="Picture 9" descr="Blank ruled workspace for calculations, mathematical labels, and written reasoning." title="EXPLAIN WITH MATHEMATICAL EVIDENCE"/>
                         <wp:cNvGraphicFramePr>
                           <a:graphicFrameLocks noChangeAspect="1"/>
                         </wp:cNvGraphicFramePr>
@@ -2483,8 +2506,6 @@
       <w:tblPr>
         <w:tblW w:type="dxa" w:w="10368"/>
         <w:jc w:val="center"/>
-        <w:tblLayout w:type="fixed"/>
-        <w:tblLook w:firstColumn="1" w:firstRow="1" w:lastColumn="0" w:lastRow="0" w:noHBand="0" w:noVBand="1" w:val="04A0"/>
         <w:tblInd w:type="dxa" w:w="0"/>
         <w:tblBorders>
           <w:top w:val="nil"/>
@@ -2494,6 +2515,10 @@
           <w:insideH w:val="nil"/>
           <w:insideV w:val="nil"/>
         </w:tblBorders>
+        <w:tblLayout w:type="fixed"/>
+        <w:tblLook w:firstColumn="1" w:firstRow="1" w:lastColumn="0" w:lastRow="0" w:noHBand="0" w:noVBand="1" w:val="04A0"/>
+        <w:tblCaption w:val="Exercise 9"/>
+        <w:tblDescription w:val="Layout table. It only arranges the page; read its cells in order."/>
       </w:tblPr>
       <w:tblGrid>
         <w:gridCol w:w="10368"/>
@@ -2580,8 +2605,6 @@
             <w:tblPr>
               <w:tblW w:type="dxa" w:w="10368"/>
               <w:jc w:val="center"/>
-              <w:tblLayout w:type="fixed"/>
-              <w:tblLook w:firstColumn="1" w:firstRow="1" w:lastColumn="0" w:lastRow="0" w:noHBand="0" w:noVBand="1" w:val="04A0"/>
               <w:tblInd w:type="dxa" w:w="0"/>
               <w:tblBorders>
                 <w:top w:val="single" w:color="B9C9CE" w:sz="4" w:space="0"/>
@@ -2589,6 +2612,10 @@
                 <w:bottom w:val="single" w:color="B9C9CE" w:sz="4" w:space="0"/>
                 <w:right w:val="single" w:color="B9C9CE" w:sz="4" w:space="0"/>
               </w:tblBorders>
+              <w:tblLayout w:type="fixed"/>
+              <w:tblLook w:firstColumn="1" w:firstRow="1" w:lastColumn="0" w:lastRow="0" w:noHBand="0" w:noVBand="1" w:val="04A0"/>
+              <w:tblCaption w:val="Workspace"/>
+              <w:tblDescription w:val="Layout table that frames the blank workspace for this exercise."/>
             </w:tblPr>
             <w:tblGrid>
               <w:gridCol w:w="10368"/>
@@ -2635,7 +2662,7 @@
                     <w:drawing>
                       <wp:inline xmlns:a="http://schemas.openxmlformats.org/drawingml/2006/main" xmlns:pic="http://schemas.openxmlformats.org/drawingml/2006/picture">
                         <wp:extent cx="6382512" cy="548640"/>
-                        <wp:docPr id="10" name="Picture 10" descr="PUBLISHER_WORKSPACE: Blank ruled workspace for calculations, mathematical labels, and written reasoning." title="RECORD YOUR RESPONSE"/>
+                        <wp:docPr id="10" name="Picture 10" descr="Blank ruled workspace for calculations, mathematical labels, and written reasoning." title="RECORD YOUR RESPONSE"/>
                         <wp:cNvGraphicFramePr>
                           <a:graphicFrameLocks noChangeAspect="1"/>
                         </wp:cNvGraphicFramePr>
@@ -2702,8 +2729,6 @@
       <w:tblPr>
         <w:tblW w:type="dxa" w:w="10368"/>
         <w:jc w:val="center"/>
-        <w:tblLayout w:type="fixed"/>
-        <w:tblLook w:firstColumn="1" w:firstRow="1" w:lastColumn="0" w:lastRow="0" w:noHBand="0" w:noVBand="1" w:val="04A0"/>
         <w:tblInd w:type="dxa" w:w="0"/>
         <w:tblBorders>
           <w:top w:val="nil"/>
@@ -2713,6 +2738,10 @@
           <w:insideH w:val="nil"/>
           <w:insideV w:val="nil"/>
         </w:tblBorders>
+        <w:tblLayout w:type="fixed"/>
+        <w:tblLook w:firstColumn="1" w:firstRow="1" w:lastColumn="0" w:lastRow="0" w:noHBand="0" w:noVBand="1" w:val="04A0"/>
+        <w:tblCaption w:val="Exercise 10"/>
+        <w:tblDescription w:val="Layout table. It only arranges the page; read its cells in order."/>
       </w:tblPr>
       <w:tblGrid>
         <w:gridCol w:w="10368"/>
@@ -2799,8 +2828,6 @@
             <w:tblPr>
               <w:tblW w:type="dxa" w:w="10368"/>
               <w:jc w:val="center"/>
-              <w:tblLayout w:type="fixed"/>
-              <w:tblLook w:firstColumn="1" w:firstRow="1" w:lastColumn="0" w:lastRow="0" w:noHBand="0" w:noVBand="1" w:val="04A0"/>
               <w:tblInd w:type="dxa" w:w="0"/>
               <w:tblBorders>
                 <w:top w:val="single" w:color="B9C9CE" w:sz="4" w:space="0"/>
@@ -2808,6 +2835,10 @@
                 <w:bottom w:val="single" w:color="B9C9CE" w:sz="4" w:space="0"/>
                 <w:right w:val="single" w:color="B9C9CE" w:sz="4" w:space="0"/>
               </w:tblBorders>
+              <w:tblLayout w:type="fixed"/>
+              <w:tblLook w:firstColumn="1" w:firstRow="1" w:lastColumn="0" w:lastRow="0" w:noHBand="0" w:noVBand="1" w:val="04A0"/>
+              <w:tblCaption w:val="Workspace"/>
+              <w:tblDescription w:val="Layout table that frames the blank workspace for this exercise."/>
             </w:tblPr>
             <w:tblGrid>
               <w:gridCol w:w="10368"/>
@@ -2854,7 +2885,7 @@
                     <w:drawing>
                       <wp:inline xmlns:a="http://schemas.openxmlformats.org/drawingml/2006/main" xmlns:pic="http://schemas.openxmlformats.org/drawingml/2006/picture">
                         <wp:extent cx="6382512" cy="548640"/>
-                        <wp:docPr id="11" name="Picture 11" descr="PUBLISHER_WORKSPACE: Blank ruled workspace for calculations, mathematical labels, and written reasoning." title="RECORD YOUR RESPONSE"/>
+                        <wp:docPr id="11" name="Picture 11" descr="Blank ruled workspace for calculations, mathematical labels, and written reasoning." title="RECORD YOUR RESPONSE"/>
                         <wp:cNvGraphicFramePr>
                           <a:graphicFrameLocks noChangeAspect="1"/>
                         </wp:cNvGraphicFramePr>
@@ -2921,8 +2952,6 @@
       <w:tblPr>
         <w:tblW w:type="dxa" w:w="10368"/>
         <w:jc w:val="center"/>
-        <w:tblLayout w:type="fixed"/>
-        <w:tblLook w:firstColumn="1" w:firstRow="1" w:lastColumn="0" w:lastRow="0" w:noHBand="0" w:noVBand="1" w:val="04A0"/>
         <w:tblInd w:type="dxa" w:w="0"/>
         <w:tblBorders>
           <w:top w:val="nil"/>
@@ -2932,6 +2961,10 @@
           <w:insideH w:val="nil"/>
           <w:insideV w:val="nil"/>
         </w:tblBorders>
+        <w:tblLayout w:type="fixed"/>
+        <w:tblLook w:firstColumn="1" w:firstRow="1" w:lastColumn="0" w:lastRow="0" w:noHBand="0" w:noVBand="1" w:val="04A0"/>
+        <w:tblCaption w:val="Exercise 11"/>
+        <w:tblDescription w:val="Layout table. It only arranges the page; read its cells in order."/>
       </w:tblPr>
       <w:tblGrid>
         <w:gridCol w:w="10368"/>
@@ -3083,8 +3116,6 @@
             <w:tblPr>
               <w:tblW w:type="dxa" w:w="10368"/>
               <w:jc w:val="center"/>
-              <w:tblLayout w:type="fixed"/>
-              <w:tblLook w:firstColumn="1" w:firstRow="1" w:lastColumn="0" w:lastRow="0" w:noHBand="0" w:noVBand="1" w:val="04A0"/>
               <w:tblInd w:type="dxa" w:w="0"/>
               <w:tblBorders>
                 <w:top w:val="single" w:color="B9C9CE" w:sz="4" w:space="0"/>
@@ -3092,6 +3123,10 @@
                 <w:bottom w:val="single" w:color="B9C9CE" w:sz="4" w:space="0"/>
                 <w:right w:val="single" w:color="B9C9CE" w:sz="4" w:space="0"/>
               </w:tblBorders>
+              <w:tblLayout w:type="fixed"/>
+              <w:tblLook w:firstColumn="1" w:firstRow="1" w:lastColumn="0" w:lastRow="0" w:noHBand="0" w:noVBand="1" w:val="04A0"/>
+              <w:tblCaption w:val="Workspace"/>
+              <w:tblDescription w:val="Layout table that frames the blank workspace for this exercise."/>
             </w:tblPr>
             <w:tblGrid>
               <w:gridCol w:w="10368"/>
@@ -3138,7 +3173,7 @@
                     <w:drawing>
                       <wp:inline xmlns:a="http://schemas.openxmlformats.org/drawingml/2006/main" xmlns:pic="http://schemas.openxmlformats.org/drawingml/2006/picture">
                         <wp:extent cx="6382512" cy="548640"/>
-                        <wp:docPr id="12" name="Picture 12" descr="PUBLISHER_WORKSPACE: Blank ruled workspace for calculations, mathematical labels, and written reasoning." title="RECORD YOUR RESPONSE"/>
+                        <wp:docPr id="12" name="Picture 12" descr="Blank ruled workspace for calculations, mathematical labels, and written reasoning." title="RECORD YOUR RESPONSE"/>
                         <wp:cNvGraphicFramePr>
                           <a:graphicFrameLocks noChangeAspect="1"/>
                         </wp:cNvGraphicFramePr>
@@ -3205,8 +3240,6 @@
       <w:tblPr>
         <w:tblW w:type="dxa" w:w="10368"/>
         <w:jc w:val="center"/>
-        <w:tblLayout w:type="fixed"/>
-        <w:tblLook w:firstColumn="1" w:firstRow="1" w:lastColumn="0" w:lastRow="0" w:noHBand="0" w:noVBand="1" w:val="04A0"/>
         <w:tblInd w:type="dxa" w:w="0"/>
         <w:tblBorders>
           <w:top w:val="nil"/>
@@ -3216,6 +3249,10 @@
           <w:insideH w:val="nil"/>
           <w:insideV w:val="nil"/>
         </w:tblBorders>
+        <w:tblLayout w:type="fixed"/>
+        <w:tblLook w:firstColumn="1" w:firstRow="1" w:lastColumn="0" w:lastRow="0" w:noHBand="0" w:noVBand="1" w:val="04A0"/>
+        <w:tblCaption w:val="Exercise 12"/>
+        <w:tblDescription w:val="Layout table. It only arranges the page; read its cells in order."/>
       </w:tblPr>
       <w:tblGrid>
         <w:gridCol w:w="10368"/>
@@ -3302,8 +3339,6 @@
             <w:tblPr>
               <w:tblW w:type="dxa" w:w="10368"/>
               <w:jc w:val="center"/>
-              <w:tblLayout w:type="fixed"/>
-              <w:tblLook w:firstColumn="1" w:firstRow="1" w:lastColumn="0" w:lastRow="0" w:noHBand="0" w:noVBand="1" w:val="04A0"/>
               <w:tblInd w:type="dxa" w:w="0"/>
               <w:tblBorders>
                 <w:top w:val="single" w:color="B9C9CE" w:sz="4" w:space="0"/>
@@ -3311,6 +3346,10 @@
                 <w:bottom w:val="single" w:color="B9C9CE" w:sz="4" w:space="0"/>
                 <w:right w:val="single" w:color="B9C9CE" w:sz="4" w:space="0"/>
               </w:tblBorders>
+              <w:tblLayout w:type="fixed"/>
+              <w:tblLook w:firstColumn="1" w:firstRow="1" w:lastColumn="0" w:lastRow="0" w:noHBand="0" w:noVBand="1" w:val="04A0"/>
+              <w:tblCaption w:val="Workspace"/>
+              <w:tblDescription w:val="Layout table that frames the blank workspace for this exercise."/>
             </w:tblPr>
             <w:tblGrid>
               <w:gridCol w:w="10368"/>
@@ -3357,7 +3396,7 @@
                     <w:drawing>
                       <wp:inline xmlns:a="http://schemas.openxmlformats.org/drawingml/2006/main" xmlns:pic="http://schemas.openxmlformats.org/drawingml/2006/picture">
                         <wp:extent cx="6382512" cy="822960"/>
-                        <wp:docPr id="13" name="Picture 13" descr="PUBLISHER_WORKSPACE: Blank ruled workspace for calculations, mathematical labels, and written reasoning." title="EXPLAIN WITH MATHEMATICAL EVIDENCE"/>
+                        <wp:docPr id="13" name="Picture 13" descr="Blank ruled workspace for calculations, mathematical labels, and written reasoning." title="EXPLAIN WITH MATHEMATICAL EVIDENCE"/>
                         <wp:cNvGraphicFramePr>
                           <a:graphicFrameLocks noChangeAspect="1"/>
                         </wp:cNvGraphicFramePr>
@@ -3422,7 +3461,7 @@
     </w:p>
     <w:p>
       <w:pPr>
-        <w:pStyle w:val="PublisherSection"/>
+        <w:pStyle w:val="Heading2"/>
         <w:shd w:val="clear" w:color="auto" w:fill="EEF4F5"/>
         <w:pBdr>
           <w:left w:val="single" w:color="176B70" w:sz="20" w:space="7"/>
@@ -3444,8 +3483,6 @@
       <w:tblPr>
         <w:tblW w:type="dxa" w:w="10368"/>
         <w:jc w:val="center"/>
-        <w:tblLayout w:type="fixed"/>
-        <w:tblLook w:firstColumn="1" w:firstRow="1" w:lastColumn="0" w:lastRow="0" w:noHBand="0" w:noVBand="1" w:val="04A0"/>
         <w:tblInd w:type="dxa" w:w="0"/>
         <w:tblBorders>
           <w:top w:val="nil"/>
@@ -3455,6 +3492,10 @@
           <w:insideH w:val="nil"/>
           <w:insideV w:val="nil"/>
         </w:tblBorders>
+        <w:tblLayout w:type="fixed"/>
+        <w:tblLook w:firstColumn="1" w:firstRow="1" w:lastColumn="0" w:lastRow="0" w:noHBand="0" w:noVBand="1" w:val="04A0"/>
+        <w:tblCaption w:val="Exercise 13"/>
+        <w:tblDescription w:val="Layout table. It only arranges the page; read its cells in order."/>
       </w:tblPr>
       <w:tblGrid>
         <w:gridCol w:w="10368"/>
@@ -3541,8 +3582,6 @@
             <w:tblPr>
               <w:tblW w:type="dxa" w:w="10368"/>
               <w:jc w:val="center"/>
-              <w:tblLayout w:type="fixed"/>
-              <w:tblLook w:firstColumn="1" w:firstRow="1" w:lastColumn="0" w:lastRow="0" w:noHBand="0" w:noVBand="1" w:val="04A0"/>
               <w:tblInd w:type="dxa" w:w="0"/>
               <w:tblBorders>
                 <w:top w:val="single" w:color="B9C9CE" w:sz="4" w:space="0"/>
@@ -3550,6 +3589,10 @@
                 <w:bottom w:val="single" w:color="B9C9CE" w:sz="4" w:space="0"/>
                 <w:right w:val="single" w:color="B9C9CE" w:sz="4" w:space="0"/>
               </w:tblBorders>
+              <w:tblLayout w:type="fixed"/>
+              <w:tblLook w:firstColumn="1" w:firstRow="1" w:lastColumn="0" w:lastRow="0" w:noHBand="0" w:noVBand="1" w:val="04A0"/>
+              <w:tblCaption w:val="Workspace"/>
+              <w:tblDescription w:val="Layout table that frames the blank workspace for this exercise."/>
             </w:tblPr>
             <w:tblGrid>
               <w:gridCol w:w="10368"/>
@@ -3596,7 +3639,7 @@
                     <w:drawing>
                       <wp:inline xmlns:a="http://schemas.openxmlformats.org/drawingml/2006/main" xmlns:pic="http://schemas.openxmlformats.org/drawingml/2006/picture">
                         <wp:extent cx="6382512" cy="548640"/>
-                        <wp:docPr id="14" name="Picture 14" descr="PUBLISHER_WORKSPACE: Blank square grid for sketching a geometric figure or net. The grid has no assigned measurements or scale." title="SHOW YOUR THINKING"/>
+                        <wp:docPr id="14" name="Picture 14" descr="Blank square grid for sketching a geometric figure or net. The grid has no assigned measurements or scale." title="SHOW YOUR THINKING"/>
                         <wp:cNvGraphicFramePr>
                           <a:graphicFrameLocks noChangeAspect="1"/>
                         </wp:cNvGraphicFramePr>
@@ -3663,8 +3706,6 @@
       <w:tblPr>
         <w:tblW w:type="dxa" w:w="10368"/>
         <w:jc w:val="center"/>
-        <w:tblLayout w:type="fixed"/>
-        <w:tblLook w:firstColumn="1" w:firstRow="1" w:lastColumn="0" w:lastRow="0" w:noHBand="0" w:noVBand="1" w:val="04A0"/>
         <w:tblInd w:type="dxa" w:w="0"/>
         <w:tblBorders>
           <w:top w:val="nil"/>
@@ -3674,6 +3715,10 @@
           <w:insideH w:val="nil"/>
           <w:insideV w:val="nil"/>
         </w:tblBorders>
+        <w:tblLayout w:type="fixed"/>
+        <w:tblLook w:firstColumn="1" w:firstRow="1" w:lastColumn="0" w:lastRow="0" w:noHBand="0" w:noVBand="1" w:val="04A0"/>
+        <w:tblCaption w:val="Exercise 14"/>
+        <w:tblDescription w:val="Layout table. It only arranges the page; read its cells in order."/>
       </w:tblPr>
       <w:tblGrid>
         <w:gridCol w:w="10368"/>
@@ -3760,8 +3805,6 @@
             <w:tblPr>
               <w:tblW w:type="dxa" w:w="10368"/>
               <w:jc w:val="center"/>
-              <w:tblLayout w:type="fixed"/>
-              <w:tblLook w:firstColumn="1" w:firstRow="1" w:lastColumn="0" w:lastRow="0" w:noHBand="0" w:noVBand="1" w:val="04A0"/>
               <w:tblInd w:type="dxa" w:w="0"/>
               <w:tblBorders>
                 <w:top w:val="single" w:color="B9C9CE" w:sz="4" w:space="0"/>
@@ -3769,6 +3812,10 @@
                 <w:bottom w:val="single" w:color="B9C9CE" w:sz="4" w:space="0"/>
                 <w:right w:val="single" w:color="B9C9CE" w:sz="4" w:space="0"/>
               </w:tblBorders>
+              <w:tblLayout w:type="fixed"/>
+              <w:tblLook w:firstColumn="1" w:firstRow="1" w:lastColumn="0" w:lastRow="0" w:noHBand="0" w:noVBand="1" w:val="04A0"/>
+              <w:tblCaption w:val="Workspace"/>
+              <w:tblDescription w:val="Layout table that frames the blank workspace for this exercise."/>
             </w:tblPr>
             <w:tblGrid>
               <w:gridCol w:w="10368"/>
@@ -3815,7 +3862,7 @@
                     <w:drawing>
                       <wp:inline xmlns:a="http://schemas.openxmlformats.org/drawingml/2006/main" xmlns:pic="http://schemas.openxmlformats.org/drawingml/2006/picture">
                         <wp:extent cx="6382512" cy="548640"/>
-                        <wp:docPr id="15" name="Picture 15" descr="PUBLISHER_WORKSPACE: Blank square grid for sketching a geometric figure or net. The grid has no assigned measurements or scale." title="SHOW YOUR THINKING"/>
+                        <wp:docPr id="15" name="Picture 15" descr="Blank square grid for sketching a geometric figure or net. The grid has no assigned measurements or scale." title="SHOW YOUR THINKING"/>
                         <wp:cNvGraphicFramePr>
                           <a:graphicFrameLocks noChangeAspect="1"/>
                         </wp:cNvGraphicFramePr>
@@ -3882,8 +3929,6 @@
       <w:tblPr>
         <w:tblW w:type="dxa" w:w="10368"/>
         <w:jc w:val="center"/>
-        <w:tblLayout w:type="fixed"/>
-        <w:tblLook w:firstColumn="1" w:firstRow="1" w:lastColumn="0" w:lastRow="0" w:noHBand="0" w:noVBand="1" w:val="04A0"/>
         <w:tblInd w:type="dxa" w:w="0"/>
         <w:tblBorders>
           <w:top w:val="nil"/>
@@ -3893,6 +3938,10 @@
           <w:insideH w:val="nil"/>
           <w:insideV w:val="nil"/>
         </w:tblBorders>
+        <w:tblLayout w:type="fixed"/>
+        <w:tblLook w:firstColumn="1" w:firstRow="1" w:lastColumn="0" w:lastRow="0" w:noHBand="0" w:noVBand="1" w:val="04A0"/>
+        <w:tblCaption w:val="Exercise 15"/>
+        <w:tblDescription w:val="Layout table. It only arranges the page; read its cells in order."/>
       </w:tblPr>
       <w:tblGrid>
         <w:gridCol w:w="10368"/>
@@ -3979,8 +4028,6 @@
             <w:tblPr>
               <w:tblW w:type="dxa" w:w="10368"/>
               <w:jc w:val="center"/>
-              <w:tblLayout w:type="fixed"/>
-              <w:tblLook w:firstColumn="1" w:firstRow="1" w:lastColumn="0" w:lastRow="0" w:noHBand="0" w:noVBand="1" w:val="04A0"/>
               <w:tblInd w:type="dxa" w:w="0"/>
               <w:tblBorders>
                 <w:top w:val="single" w:color="B9C9CE" w:sz="4" w:space="0"/>
@@ -3988,6 +4035,10 @@
                 <w:bottom w:val="single" w:color="B9C9CE" w:sz="4" w:space="0"/>
                 <w:right w:val="single" w:color="B9C9CE" w:sz="4" w:space="0"/>
               </w:tblBorders>
+              <w:tblLayout w:type="fixed"/>
+              <w:tblLook w:firstColumn="1" w:firstRow="1" w:lastColumn="0" w:lastRow="0" w:noHBand="0" w:noVBand="1" w:val="04A0"/>
+              <w:tblCaption w:val="Workspace"/>
+              <w:tblDescription w:val="Layout table that frames the blank workspace for this exercise."/>
             </w:tblPr>
             <w:tblGrid>
               <w:gridCol w:w="10368"/>
@@ -4034,7 +4085,7 @@
                     <w:drawing>
                       <wp:inline xmlns:a="http://schemas.openxmlformats.org/drawingml/2006/main" xmlns:pic="http://schemas.openxmlformats.org/drawingml/2006/picture">
                         <wp:extent cx="6382512" cy="548640"/>
-                        <wp:docPr id="16" name="Picture 16" descr="PUBLISHER_WORKSPACE: Blank square grid for sketching a geometric figure or net. The grid has no assigned measurements or scale." title="SHOW YOUR THINKING"/>
+                        <wp:docPr id="16" name="Picture 16" descr="Blank square grid for sketching a geometric figure or net. The grid has no assigned measurements or scale." title="SHOW YOUR THINKING"/>
                         <wp:cNvGraphicFramePr>
                           <a:graphicFrameLocks noChangeAspect="1"/>
                         </wp:cNvGraphicFramePr>
@@ -4099,7 +4150,7 @@
     </w:p>
     <w:p>
       <w:pPr>
-        <w:pStyle w:val="PublisherSection"/>
+        <w:pStyle w:val="Heading2"/>
         <w:shd w:val="clear" w:color="auto" w:fill="EEF4F5"/>
         <w:pBdr>
           <w:left w:val="single" w:color="176B70" w:sz="20" w:space="7"/>
@@ -4121,8 +4172,6 @@
       <w:tblPr>
         <w:tblW w:type="dxa" w:w="10368"/>
         <w:jc w:val="center"/>
-        <w:tblLayout w:type="fixed"/>
-        <w:tblLook w:firstColumn="1" w:firstRow="1" w:lastColumn="0" w:lastRow="0" w:noHBand="0" w:noVBand="1" w:val="04A0"/>
         <w:tblInd w:type="dxa" w:w="0"/>
         <w:tblBorders>
           <w:top w:val="nil"/>
@@ -4132,6 +4181,10 @@
           <w:insideH w:val="nil"/>
           <w:insideV w:val="nil"/>
         </w:tblBorders>
+        <w:tblLayout w:type="fixed"/>
+        <w:tblLook w:firstColumn="1" w:firstRow="1" w:lastColumn="0" w:lastRow="0" w:noHBand="0" w:noVBand="1" w:val="04A0"/>
+        <w:tblCaption w:val="Exercise 16"/>
+        <w:tblDescription w:val="Layout table. It only arranges the page; read its cells in order."/>
       </w:tblPr>
       <w:tblGrid>
         <w:gridCol w:w="10368"/>
@@ -4200,8 +4253,6 @@
           <w:tbl>
             <w:tblPr>
               <w:tblW w:type="dxa" w:w="10368"/>
-              <w:tblLayout w:type="fixed"/>
-              <w:tblLook w:firstColumn="1" w:firstRow="1" w:lastColumn="0" w:lastRow="0" w:noHBand="0" w:noVBand="1" w:val="04A0"/>
               <w:jc w:val="center"/>
               <w:tblInd w:type="dxa" w:w="0"/>
               <w:tblBorders>
@@ -4212,6 +4263,10 @@
                 <w:insideH w:val="single" w:color="B9C9CE" w:sz="4" w:space="0"/>
                 <w:insideV w:val="single" w:color="B9C9CE" w:sz="4" w:space="0"/>
               </w:tblBorders>
+              <w:tblLayout w:type="fixed"/>
+              <w:tblLook w:firstColumn="1" w:firstRow="1" w:lastColumn="0" w:lastRow="0" w:noHBand="0" w:noVBand="1" w:val="04A0"/>
+              <w:tblCaption w:val="Layout"/>
+              <w:tblDescription w:val="Layout table. It only arranges the page; read its cells in order."/>
             </w:tblPr>
             <w:tblGrid>
               <w:gridCol w:w="5184"/>
@@ -4380,8 +4435,6 @@
       <w:tblPr>
         <w:tblW w:type="dxa" w:w="10368"/>
         <w:jc w:val="center"/>
-        <w:tblLayout w:type="fixed"/>
-        <w:tblLook w:firstColumn="1" w:firstRow="1" w:lastColumn="0" w:lastRow="0" w:noHBand="0" w:noVBand="1" w:val="04A0"/>
         <w:tblInd w:type="dxa" w:w="0"/>
         <w:tblBorders>
           <w:top w:val="nil"/>
@@ -4391,6 +4444,10 @@
           <w:insideH w:val="nil"/>
           <w:insideV w:val="nil"/>
         </w:tblBorders>
+        <w:tblLayout w:type="fixed"/>
+        <w:tblLook w:firstColumn="1" w:firstRow="1" w:lastColumn="0" w:lastRow="0" w:noHBand="0" w:noVBand="1" w:val="04A0"/>
+        <w:tblCaption w:val="Exercise 17"/>
+        <w:tblDescription w:val="Layout table. It only arranges the page; read its cells in order."/>
       </w:tblPr>
       <w:tblGrid>
         <w:gridCol w:w="10368"/>
@@ -4459,8 +4516,6 @@
           <w:tbl>
             <w:tblPr>
               <w:tblW w:type="dxa" w:w="10368"/>
-              <w:tblLayout w:type="fixed"/>
-              <w:tblLook w:firstColumn="1" w:firstRow="1" w:lastColumn="0" w:lastRow="0" w:noHBand="0" w:noVBand="1" w:val="04A0"/>
               <w:jc w:val="center"/>
               <w:tblInd w:type="dxa" w:w="0"/>
               <w:tblBorders>
@@ -4471,6 +4526,10 @@
                 <w:insideH w:val="single" w:color="B9C9CE" w:sz="4" w:space="0"/>
                 <w:insideV w:val="single" w:color="B9C9CE" w:sz="4" w:space="0"/>
               </w:tblBorders>
+              <w:tblLayout w:type="fixed"/>
+              <w:tblLook w:firstColumn="1" w:firstRow="1" w:lastColumn="0" w:lastRow="0" w:noHBand="0" w:noVBand="1" w:val="04A0"/>
+              <w:tblCaption w:val="Layout"/>
+              <w:tblDescription w:val="Layout table. It only arranges the page; read its cells in order."/>
             </w:tblPr>
             <w:tblGrid>
               <w:gridCol w:w="5184"/>
@@ -4639,8 +4698,6 @@
       <w:tblPr>
         <w:tblW w:type="dxa" w:w="10368"/>
         <w:jc w:val="center"/>
-        <w:tblLayout w:type="fixed"/>
-        <w:tblLook w:firstColumn="1" w:firstRow="1" w:lastColumn="0" w:lastRow="0" w:noHBand="0" w:noVBand="1" w:val="04A0"/>
         <w:tblInd w:type="dxa" w:w="0"/>
         <w:tblBorders>
           <w:top w:val="nil"/>
@@ -4650,6 +4707,10 @@
           <w:insideH w:val="nil"/>
           <w:insideV w:val="nil"/>
         </w:tblBorders>
+        <w:tblLayout w:type="fixed"/>
+        <w:tblLook w:firstColumn="1" w:firstRow="1" w:lastColumn="0" w:lastRow="0" w:noHBand="0" w:noVBand="1" w:val="04A0"/>
+        <w:tblCaption w:val="Exercise 18"/>
+        <w:tblDescription w:val="Layout table. It only arranges the page; read its cells in order."/>
       </w:tblPr>
       <w:tblGrid>
         <w:gridCol w:w="10368"/>
@@ -4718,8 +4779,6 @@
           <w:tbl>
             <w:tblPr>
               <w:tblW w:type="dxa" w:w="10368"/>
-              <w:tblLayout w:type="fixed"/>
-              <w:tblLook w:firstColumn="1" w:firstRow="1" w:lastColumn="0" w:lastRow="0" w:noHBand="0" w:noVBand="1" w:val="04A0"/>
               <w:jc w:val="center"/>
               <w:tblInd w:type="dxa" w:w="0"/>
               <w:tblBorders>
@@ -4730,6 +4789,10 @@
                 <w:insideH w:val="single" w:color="B9C9CE" w:sz="4" w:space="0"/>
                 <w:insideV w:val="single" w:color="B9C9CE" w:sz="4" w:space="0"/>
               </w:tblBorders>
+              <w:tblLayout w:type="fixed"/>
+              <w:tblLook w:firstColumn="1" w:firstRow="1" w:lastColumn="0" w:lastRow="0" w:noHBand="0" w:noVBand="1" w:val="04A0"/>
+              <w:tblCaption w:val="Layout"/>
+              <w:tblDescription w:val="Layout table. It only arranges the page; read its cells in order."/>
             </w:tblPr>
             <w:tblGrid>
               <w:gridCol w:w="10368"/>
@@ -4888,7 +4951,7 @@
           </w:p>
           <w:p>
             <w:pPr>
-              <w:pStyle w:val="PublisherSection"/>
+              <w:pStyle w:val="Heading2"/>
               <w:shd w:val="clear" w:color="auto" w:fill="FAF5E9"/>
               <w:pBdr>
                 <w:left w:val="single" w:color="B57720" w:sz="20" w:space="7"/>
@@ -4910,8 +4973,6 @@
             <w:tblPr>
               <w:tblW w:type="dxa" w:w="10368"/>
               <w:jc w:val="center"/>
-              <w:tblLayout w:type="fixed"/>
-              <w:tblLook w:firstColumn="1" w:firstRow="1" w:lastColumn="0" w:lastRow="0" w:noHBand="0" w:noVBand="1" w:val="04A0"/>
               <w:tblInd w:type="dxa" w:w="0"/>
               <w:tblBorders>
                 <w:top w:val="single" w:color="B9C9CE" w:sz="4" w:space="0"/>
@@ -4921,6 +4982,10 @@
                 <w:insideH w:val="single" w:color="FFFFFF" w:sz="8" w:space="0"/>
                 <w:insideV w:val="single" w:color="FFFFFF" w:sz="12" w:space="0"/>
               </w:tblBorders>
+              <w:tblLayout w:type="fixed"/>
+              <w:tblLook w:firstColumn="1" w:firstRow="1" w:lastColumn="0" w:lastRow="0" w:noHBand="0" w:noVBand="1" w:val="04A0"/>
+              <w:tblCaption w:val="Layout"/>
+              <w:tblDescription w:val="Layout table. It only arranges the page; read its cells in order."/>
             </w:tblPr>
             <w:tblGrid>
               <w:gridCol w:w="6768"/>
@@ -5153,7 +5218,7 @@
         <w:sz w:val="16"/>
         <w:szCs w:val="16"/>
       </w:rPr>
-      <w:t>Lesson 8.5 / Session 1  /  Regular  /  V2</w:t>
+      <w:t>Lesson 8.5 / Session 1</w:t>
     </w:r>
     <w:r>
       <w:rPr>
@@ -5219,7 +5284,7 @@
         <w:szCs w:val="16"/>
       </w:rPr>
       <w:tab/>
-      <w:t>HOMEWORK  /  V2</w:t>
+      <w:t>HOMEWORK</w:t>
     </w:r>
   </w:p>
 </w:hdr>
@@ -5657,19 +5722,20 @@
     <w:rsid w:val="00FC693F"/>
     <w:pPr>
       <w:keepNext/>
-      <w:keepLines/>
       <w:widowControl/>
-      <w:spacing w:before="200" w:after="120" w:line="269" w:lineRule="auto"/>
+      <w:spacing w:after="100" w:line="245" w:lineRule="auto" w:before="0"/>
       <w:ind w:left="0" w:right="0" w:firstLine="0"/>
+      <w:contextualSpacing/>
       <w:outlineLvl w:val="0"/>
     </w:pPr>
     <w:rPr>
       <w:rFonts w:ascii="Arial" w:hAnsi="Arial" w:eastAsia="Arial" w:cs="Arial"/>
       <w:b/>
-      <w:bCs/>
       <w:color w:val="183E56"/>
-      <w:sz w:val="34"/>
-      <w:szCs w:val="34"/>
+      <w:spacing w:val="5"/>
+      <w:kern w:val="28"/>
+      <w:sz w:val="46"/>
+      <w:szCs w:val="46"/>
     </w:rPr>
   </w:style>
   <w:style w:type="paragraph" w:styleId="Heading2">
@@ -5683,19 +5749,17 @@
     <w:rsid w:val="00FC693F"/>
     <w:pPr>
       <w:keepNext/>
-      <w:keepLines/>
       <w:widowControl/>
-      <w:spacing w:before="180" w:after="100" w:line="269" w:lineRule="auto"/>
+      <w:spacing w:before="200" w:after="120" w:line="269" w:lineRule="auto"/>
       <w:ind w:left="0" w:right="0" w:firstLine="0"/>
       <w:outlineLvl w:val="1"/>
     </w:pPr>
     <w:rPr>
       <w:rFonts w:ascii="Arial" w:hAnsi="Arial" w:eastAsia="Arial" w:cs="Arial"/>
       <w:b/>
-      <w:bCs/>
-      <w:color w:val="176B70"/>
-      <w:sz w:val="22"/>
-      <w:szCs w:val="22"/>
+      <w:color w:val="183E56"/>
+      <w:sz w:val="21"/>
+      <w:szCs w:val="21"/>
     </w:rPr>
   </w:style>
   <w:style w:type="paragraph" w:styleId="Heading3">

--- a/lessons/8-5-group2/homework.docx
+++ b/lessons/8-5-group2/homework.docx
@@ -55,7 +55,7 @@
         <w:rPr>
           <w:rFonts w:ascii="Arial" w:hAnsi="Arial" w:eastAsia="Arial" w:cs="Arial"/>
         </w:rPr>
-        <w:t>Maryland Standard 6.EE.B.8   ·   Learning target — I can graph an inequality on a number line using an open or a closed dot.</w:t>
+        <w:t>Maryland Standard 6.AT.9   ·   Learning target — I can graph an inequality on a number line using an open or a closed dot.</w:t>
       </w:r>
     </w:p>
     <w:p>
